--- a/docs/PED v3.0/M2_Risk_Register.docx
+++ b/docs/PED v3.0/M2_Risk_Register.docx
@@ -504,7 +504,15 @@
                 <w:sz w:val="12"/>
                 <w:szCs w:val="12"/>
               </w:rPr>
-              <w:t>NFR-005 mandates strict jurisdiction visibility, which is complex to secure during early architectural phases.</w:t>
+              <w:t>R</w:t>
+            </w:r>
+            <w:r>
+              <w:rPr>
+                <w:rFonts w:ascii="Times New Roman" w:eastAsia="cal" w:hAnsi="Times New Roman" w:cs="Times New Roman"/>
+                <w:sz w:val="12"/>
+                <w:szCs w:val="12"/>
+              </w:rPr>
+              <w:t>EQ-023 mandates strict jurisdiction visibility, which is complex to secure during early architectural phases.</w:t>
             </w:r>
           </w:p>
         </w:tc>
@@ -839,7 +847,7 @@
                 <w:sz w:val="12"/>
                 <w:szCs w:val="12"/>
               </w:rPr>
-              <w:t>NFR-006 and NFR-009 require secure credential handling and encryption upon account creation.</w:t>
+              <w:t>REQ-024 and REQ-030 require secure credential handling and encryption upon account creation</w:t>
             </w:r>
           </w:p>
         </w:tc>
@@ -1174,7 +1182,7 @@
                 <w:sz w:val="12"/>
                 <w:szCs w:val="12"/>
               </w:rPr>
-              <w:t>Heavy filtering, sorting (FR-020), and management statistics (FR-018) calculations executed concurrently against the database.</w:t>
+              <w:t>Heavy filtering, sorting (REQ-015), and management statistics (REQ-013) calculations executed concurrently against the database.</w:t>
             </w:r>
           </w:p>
         </w:tc>
@@ -1509,7 +1517,7 @@
                 <w:sz w:val="12"/>
                 <w:szCs w:val="12"/>
               </w:rPr>
-              <w:t>NFR-013 mandates support for 210 concurrent users, which strains unoptimized server resources.</w:t>
+              <w:t>REQ-029 mandates support for 210 concurrent users, which strains unoptimized server resources</w:t>
             </w:r>
           </w:p>
         </w:tc>
@@ -1844,7 +1852,7 @@
                 <w:sz w:val="12"/>
                 <w:szCs w:val="12"/>
               </w:rPr>
-              <w:t>NFR-012 requires redundant database architecture, introducing complex synchronization dependencies.</w:t>
+              <w:t>REQ-028 requires redundant database architecture, introducing complex synchronization dependencies.</w:t>
             </w:r>
           </w:p>
         </w:tc>
@@ -2197,7 +2205,7 @@
                 <w:sz w:val="12"/>
                 <w:szCs w:val="12"/>
               </w:rPr>
-              <w:t>NFR-004 (REQ-022) requires corruption-free storage and rollback mechanisms during transaction failures. Following CR-009, creating a single request now inherently spans multiple tables (</w:t>
+              <w:t>REQ-022 requires corruption-free storage and rollback mechanisms during transaction failures. Following CR-009, creating a single request now inherently spans multiple tables (</w:t>
             </w:r>
             <w:proofErr w:type="spellStart"/>
             <w:r>
@@ -2588,7 +2596,7 @@
                 <w:sz w:val="12"/>
                 <w:szCs w:val="12"/>
               </w:rPr>
-              <w:t>NFR-002 requires external platform integration, making the system reliant on third-party uptime.</w:t>
+              <w:t>REQ-020 requires external platform integration, making the system reliant on third-party uptime.</w:t>
             </w:r>
           </w:p>
         </w:tc>
@@ -2753,7 +2761,7 @@
                 <w:sz w:val="12"/>
                 <w:szCs w:val="12"/>
               </w:rPr>
-              <w:t>Default to displaying in-app status updates (FR-004) until API connectivity is restored.</w:t>
+              <w:t>Default to displaying in-app status updates (REQ-005) until API connectivity is restored.</w:t>
             </w:r>
           </w:p>
         </w:tc>
@@ -2923,7 +2931,7 @@
                 <w:sz w:val="12"/>
                 <w:szCs w:val="12"/>
               </w:rPr>
-              <w:t>NFR-008 requires compatibility across phone, tablet, laptop, and desktop interfaces.</w:t>
+              <w:t>REQ-025 requires compatibility across phone, tablet, laptop, and desktop interfaces.</w:t>
             </w:r>
           </w:p>
         </w:tc>
@@ -3225,40 +3233,40 @@
                 <w:sz w:val="12"/>
                 <w:szCs w:val="12"/>
               </w:rPr>
-              <w:t>Scope creep driven by the high volume of complex "High" priority features (e.g., auditing staff actions, FR-021) leads to premature M1 coding.</w:t>
-            </w:r>
-          </w:p>
-        </w:tc>
-        <w:tc>
-          <w:tcPr>
-            <w:tcW w:w="500" w:type="pct"/>
-            <w:tcBorders>
-              <w:top w:val="single" w:sz="8" w:space="0" w:color="auto"/>
-              <w:left w:val="single" w:sz="8" w:space="0" w:color="auto"/>
-              <w:bottom w:val="single" w:sz="8" w:space="0" w:color="auto"/>
-              <w:right w:val="single" w:sz="8" w:space="0" w:color="auto"/>
-            </w:tcBorders>
-            <w:tcMar>
-              <w:left w:w="108" w:type="dxa"/>
-              <w:right w:w="108" w:type="dxa"/>
-            </w:tcMar>
-          </w:tcPr>
-          <w:p>
-            <w:pPr>
-              <w:spacing w:after="0"/>
-              <w:rPr>
-                <w:rFonts w:ascii="Times New Roman" w:eastAsia="cal" w:hAnsi="Times New Roman" w:cs="Times New Roman"/>
-                <w:sz w:val="12"/>
-                <w:szCs w:val="12"/>
-              </w:rPr>
-            </w:pPr>
-            <w:r>
-              <w:rPr>
-                <w:rFonts w:ascii="Times New Roman" w:eastAsia="cal" w:hAnsi="Times New Roman" w:cs="Times New Roman"/>
-                <w:sz w:val="12"/>
-                <w:szCs w:val="12"/>
-              </w:rPr>
-              <w:t>High volume of complex "High" priority features (e.g., FR-021 auditing) tempting developers to build before baselining.</w:t>
+              <w:t>Scope creep driven by the high volume of complex "High" priority features (e.g., auditing staff actions, REQ-016) leads to premature M1 coding.</w:t>
+            </w:r>
+          </w:p>
+        </w:tc>
+        <w:tc>
+          <w:tcPr>
+            <w:tcW w:w="500" w:type="pct"/>
+            <w:tcBorders>
+              <w:top w:val="single" w:sz="8" w:space="0" w:color="auto"/>
+              <w:left w:val="single" w:sz="8" w:space="0" w:color="auto"/>
+              <w:bottom w:val="single" w:sz="8" w:space="0" w:color="auto"/>
+              <w:right w:val="single" w:sz="8" w:space="0" w:color="auto"/>
+            </w:tcBorders>
+            <w:tcMar>
+              <w:left w:w="108" w:type="dxa"/>
+              <w:right w:w="108" w:type="dxa"/>
+            </w:tcMar>
+          </w:tcPr>
+          <w:p>
+            <w:pPr>
+              <w:spacing w:after="0"/>
+              <w:rPr>
+                <w:rFonts w:ascii="Times New Roman" w:eastAsia="cal" w:hAnsi="Times New Roman" w:cs="Times New Roman"/>
+                <w:sz w:val="12"/>
+                <w:szCs w:val="12"/>
+              </w:rPr>
+            </w:pPr>
+            <w:r>
+              <w:rPr>
+                <w:rFonts w:ascii="Times New Roman" w:eastAsia="cal" w:hAnsi="Times New Roman" w:cs="Times New Roman"/>
+                <w:sz w:val="12"/>
+                <w:szCs w:val="12"/>
+              </w:rPr>
+              <w:t>High volume of complex "High" priority features (e.g., REQ-016 auditing) tempting developers to build before baselining.</w:t>
             </w:r>
           </w:p>
         </w:tc>
@@ -3960,7 +3968,7 @@
                 <w:sz w:val="12"/>
                 <w:szCs w:val="12"/>
               </w:rPr>
-              <w:t>CR-003 not approved or not applied everywhere (REQ-004, REQ-013, REQ-017, REQ-022, §8.1, §12.2).</w:t>
+              <w:t>CR-003 not approved or not applied everywhere (REQ-003, REQ-010, REQ-012, REQ-014, §8.1, §12.2)</w:t>
             </w:r>
           </w:p>
         </w:tc>
